--- a/downloads/teacher/05 Materials/Unit 06/Slides/Slides 06.06 - Cooking Methods Dry Heat Moist Heat and Why.docx
+++ b/downloads/teacher/05 Materials/Unit 06/Slides/Slides 06.06 - Cooking Methods Dry Heat Moist Heat and Why.docx
@@ -18,15 +18,6 @@
       </w:pPr>
       <w:r>
         <w:t xml:space="preserve">Slide outline for Lesson 6.6. Thirteen slides, one day. Slides 4 and 5 are the review deck for the Cooking Methods Check.</w:t>
-      </w:r>
-      <w:r>
-        <w:t xml:space="preserve"> </w:t>
-      </w:r>
-      <w:r>
-        <w:rPr>
-          <w:rStyle w:val="TeacherNote"/>
-        </w:rPr>
-        <w:t xml:space="preserve">[Sal: take a photo of the two plated potatoes at the end of the period. That photo is a better review slide than anything stock.]</w:t>
       </w:r>
     </w:p>
     <w:p>
